--- a/04-Voltaic-Cells/Student.docx
+++ b/04-Voltaic-Cells/Student.docx
@@ -1,6 +1,6 @@
 
 <file path=word/document.xml><?xml version="1.0" encoding="utf-8"?>
-<w:document xmlns:wpc="http://schemas.microsoft.com/office/word/2010/wordprocessingCanvas" xmlns:cx="http://schemas.microsoft.com/office/drawing/2014/chartex" xmlns:cx1="http://schemas.microsoft.com/office/drawing/2015/9/8/chartex" xmlns:cx2="http://schemas.microsoft.com/office/drawing/2015/10/21/chartex" xmlns:cx3="http://schemas.microsoft.com/office/drawing/2016/5/9/chartex" xmlns:cx4="http://schemas.microsoft.com/office/drawing/2016/5/10/chartex" xmlns:cx5="http://schemas.microsoft.com/office/drawing/2016/5/11/chartex" xmlns:cx6="http://schemas.microsoft.com/office/drawing/2016/5/12/chartex" xmlns:cx7="http://schemas.microsoft.com/office/drawing/2016/5/13/chartex" xmlns:cx8="http://schemas.microsoft.com/office/drawing/2016/5/14/chartex" xmlns:mc="http://schemas.openxmlformats.org/markup-compatibility/2006" xmlns:aink="http://schemas.microsoft.com/office/drawing/2016/ink" xmlns:am3d="http://schemas.microsoft.com/office/drawing/2017/model3d" xmlns:o="urn:schemas-microsoft-com:office:office" xmlns:oel="http://schemas.microsoft.com/office/2019/extlst" xmlns:r="http://schemas.openxmlformats.org/officeDocument/2006/relationships" xmlns:m="http://schemas.openxmlformats.org/officeDocument/2006/math" xmlns:v="urn:schemas-microsoft-com:vml" xmlns:wp14="http://schemas.microsoft.com/office/word/2010/wordprocessingDrawing" xmlns:wp="http://schemas.openxmlformats.org/drawingml/2006/wordprocessingDrawing" xmlns:w10="urn:schemas-microsoft-com:office:word" xmlns:w="http://schemas.openxmlformats.org/wordprocessingml/2006/main" xmlns:w14="http://schemas.microsoft.com/office/word/2010/wordml" xmlns:w15="http://schemas.microsoft.com/office/word/2012/wordml" xmlns:w16cex="http://schemas.microsoft.com/office/word/2018/wordml/cex" xmlns:w16cid="http://schemas.microsoft.com/office/word/2016/wordml/cid" xmlns:w16="http://schemas.microsoft.com/office/word/2018/wordml" xmlns:w16du="http://schemas.microsoft.com/office/word/2023/wordml/word16du" xmlns:w16sdtdh="http://schemas.microsoft.com/office/word/2020/wordml/sdtdatahash" xmlns:w16sdtfl="http://schemas.microsoft.com/office/word/2024/wordml/sdtformatlock" xmlns:w16se="http://schemas.microsoft.com/office/word/2015/wordml/symex" xmlns:wpg="http://schemas.microsoft.com/office/word/2010/wordprocessingGroup" xmlns:wpi="http://schemas.microsoft.com/office/word/2010/wordprocessingInk" xmlns:wne="http://schemas.microsoft.com/office/word/2006/wordml" xmlns:wps="http://schemas.microsoft.com/office/word/2010/wordprocessingShape" mc:Ignorable="w14 w15 w16se w16cid w16 w16cex w16sdtdh w16sdtfl w16du wp14">
+<w:document xmlns:wpc="http://schemas.microsoft.com/office/word/2010/wordprocessingCanvas" xmlns:cx="http://schemas.microsoft.com/office/drawing/2014/chartex" xmlns:cx1="http://schemas.microsoft.com/office/drawing/2015/9/8/chartex" xmlns:cx2="http://schemas.microsoft.com/office/drawing/2015/10/21/chartex" xmlns:cx3="http://schemas.microsoft.com/office/drawing/2016/5/9/chartex" xmlns:cx4="http://schemas.microsoft.com/office/drawing/2016/5/10/chartex" xmlns:cx5="http://schemas.microsoft.com/office/drawing/2016/5/11/chartex" xmlns:cx6="http://schemas.microsoft.com/office/drawing/2016/5/12/chartex" xmlns:cx7="http://schemas.microsoft.com/office/drawing/2016/5/13/chartex" xmlns:cx8="http://schemas.microsoft.com/office/drawing/2016/5/14/chartex" xmlns:mc="http://schemas.openxmlformats.org/markup-compatibility/2006" xmlns:m="http://schemas.openxmlformats.org/officeDocument/2006/math" xmlns:aink="http://schemas.microsoft.com/office/drawing/2016/ink" xmlns:am3d="http://schemas.microsoft.com/office/drawing/2017/model3d" xmlns:oel="http://schemas.microsoft.com/office/2019/extlst" xmlns:r="http://schemas.openxmlformats.org/officeDocument/2006/relationships" xmlns:wp14="http://schemas.microsoft.com/office/word/2010/wordprocessingDrawing" xmlns:wp="http://schemas.openxmlformats.org/drawingml/2006/wordprocessingDrawing" xmlns:wpg="http://schemas.microsoft.com/office/word/2010/wordprocessingGroup" xmlns:wpi="http://schemas.microsoft.com/office/word/2010/wordprocessingInk" xmlns:wps="http://schemas.microsoft.com/office/word/2010/wordprocessingShape" xmlns:o="urn:schemas-microsoft-com:office:office" xmlns:v="urn:schemas-microsoft-com:vml" xmlns:w10="urn:schemas-microsoft-com:office:word" xmlns:w="http://schemas.openxmlformats.org/wordprocessingml/2006/main" xmlns:w14="http://schemas.microsoft.com/office/word/2010/wordml" xmlns:w15="http://schemas.microsoft.com/office/word/2012/wordml" xmlns:w16cex="http://schemas.microsoft.com/office/word/2018/wordml/cex" xmlns:w16cid="http://schemas.microsoft.com/office/word/2016/wordml/cid" xmlns:w16="http://schemas.microsoft.com/office/word/2018/wordml" xmlns:w16sdtdh="http://schemas.microsoft.com/office/word/2020/wordml/sdtdatahash" xmlns:w16sdtfl="http://schemas.microsoft.com/office/word/2024/wordml/sdtformatlock" xmlns:w16se="http://schemas.microsoft.com/office/word/2015/wordml/symex" xmlns:w16du="http://schemas.microsoft.com/office/word/2023/wordml/word16du" xmlns:wne="http://schemas.microsoft.com/office/word/2006/wordml" mc:Ignorable="w14 w15 w16se w16cid w16 w16cex w16sdtdh w16sdtfl w16du wp14">
   <w:body>
     <w:p>
       <w:pPr>
@@ -144,7 +144,7 @@
           <w:rFonts w:ascii="Calibri" w:hAnsi="Calibri" w:cs="Calibri"/>
           <w:color w:val="1F1F1F"/>
         </w:rPr>
-        <w:t>This module is created with the assistance of Google Gemini.</w:t>
+        <w:t>Google Gemini was used to improve clarity and organization of the activity’s written instructions.</w:t>
       </w:r>
     </w:p>
     <w:p>
@@ -1352,29 +1352,6 @@
           <w:rFonts w:ascii="Calibri" w:hAnsi="Calibri" w:cs="Calibri"/>
         </w:rPr>
         <w:t xml:space="preserve"> to solve the conceptual or guiding questions for you.</w:t>
-      </w:r>
-    </w:p>
-    <w:p>
-      <w:pPr>
-        <w:rPr>
-          <w:rFonts w:ascii="Calibri" w:eastAsiaTheme="majorEastAsia" w:hAnsi="Calibri" w:cs="Calibri"/>
-          <w:b/>
-          <w:bCs/>
-          <w:color w:val="1F1F1F"/>
-          <w:sz w:val="22"/>
-          <w:szCs w:val="22"/>
-        </w:rPr>
-      </w:pPr>
-      <w:r>
-        <w:rPr>
-          <w:rFonts w:ascii="Calibri" w:hAnsi="Calibri" w:cs="Calibri"/>
-          <w:b/>
-          <w:bCs/>
-          <w:color w:val="1F1F1F"/>
-          <w:sz w:val="22"/>
-          <w:szCs w:val="22"/>
-        </w:rPr>
-        <w:br w:type="page"/>
       </w:r>
     </w:p>
     <w:p>
@@ -7348,7 +7325,7 @@
 </file>
 
 <file path=word/endnotes.xml><?xml version="1.0" encoding="utf-8"?>
-<w:endnotes xmlns:wpc="http://schemas.microsoft.com/office/word/2010/wordprocessingCanvas" xmlns:cx="http://schemas.microsoft.com/office/drawing/2014/chartex" xmlns:cx1="http://schemas.microsoft.com/office/drawing/2015/9/8/chartex" xmlns:cx2="http://schemas.microsoft.com/office/drawing/2015/10/21/chartex" xmlns:cx3="http://schemas.microsoft.com/office/drawing/2016/5/9/chartex" xmlns:cx4="http://schemas.microsoft.com/office/drawing/2016/5/10/chartex" xmlns:cx5="http://schemas.microsoft.com/office/drawing/2016/5/11/chartex" xmlns:cx6="http://schemas.microsoft.com/office/drawing/2016/5/12/chartex" xmlns:cx7="http://schemas.microsoft.com/office/drawing/2016/5/13/chartex" xmlns:cx8="http://schemas.microsoft.com/office/drawing/2016/5/14/chartex" xmlns:mc="http://schemas.openxmlformats.org/markup-compatibility/2006" xmlns:aink="http://schemas.microsoft.com/office/drawing/2016/ink" xmlns:am3d="http://schemas.microsoft.com/office/drawing/2017/model3d" xmlns:o="urn:schemas-microsoft-com:office:office" xmlns:oel="http://schemas.microsoft.com/office/2019/extlst" xmlns:r="http://schemas.openxmlformats.org/officeDocument/2006/relationships" xmlns:m="http://schemas.openxmlformats.org/officeDocument/2006/math" xmlns:v="urn:schemas-microsoft-com:vml" xmlns:wp14="http://schemas.microsoft.com/office/word/2010/wordprocessingDrawing" xmlns:wp="http://schemas.openxmlformats.org/drawingml/2006/wordprocessingDrawing" xmlns:w10="urn:schemas-microsoft-com:office:word" xmlns:w="http://schemas.openxmlformats.org/wordprocessingml/2006/main" xmlns:w14="http://schemas.microsoft.com/office/word/2010/wordml" xmlns:w15="http://schemas.microsoft.com/office/word/2012/wordml" xmlns:w16cex="http://schemas.microsoft.com/office/word/2018/wordml/cex" xmlns:w16cid="http://schemas.microsoft.com/office/word/2016/wordml/cid" xmlns:w16="http://schemas.microsoft.com/office/word/2018/wordml" xmlns:w16du="http://schemas.microsoft.com/office/word/2023/wordml/word16du" xmlns:w16sdtdh="http://schemas.microsoft.com/office/word/2020/wordml/sdtdatahash" xmlns:w16sdtfl="http://schemas.microsoft.com/office/word/2024/wordml/sdtformatlock" xmlns:w16se="http://schemas.microsoft.com/office/word/2015/wordml/symex" xmlns:wpg="http://schemas.microsoft.com/office/word/2010/wordprocessingGroup" xmlns:wpi="http://schemas.microsoft.com/office/word/2010/wordprocessingInk" xmlns:wne="http://schemas.microsoft.com/office/word/2006/wordml" xmlns:wps="http://schemas.microsoft.com/office/word/2010/wordprocessingShape" mc:Ignorable="w14 w15 w16se w16cid w16 w16cex w16sdtdh w16sdtfl w16du wp14">
+<w:endnotes xmlns:wpc="http://schemas.microsoft.com/office/word/2010/wordprocessingCanvas" xmlns:cx="http://schemas.microsoft.com/office/drawing/2014/chartex" xmlns:cx1="http://schemas.microsoft.com/office/drawing/2015/9/8/chartex" xmlns:cx2="http://schemas.microsoft.com/office/drawing/2015/10/21/chartex" xmlns:cx3="http://schemas.microsoft.com/office/drawing/2016/5/9/chartex" xmlns:cx4="http://schemas.microsoft.com/office/drawing/2016/5/10/chartex" xmlns:cx5="http://schemas.microsoft.com/office/drawing/2016/5/11/chartex" xmlns:cx6="http://schemas.microsoft.com/office/drawing/2016/5/12/chartex" xmlns:cx7="http://schemas.microsoft.com/office/drawing/2016/5/13/chartex" xmlns:cx8="http://schemas.microsoft.com/office/drawing/2016/5/14/chartex" xmlns:mc="http://schemas.openxmlformats.org/markup-compatibility/2006" xmlns:m="http://schemas.openxmlformats.org/officeDocument/2006/math" xmlns:aink="http://schemas.microsoft.com/office/drawing/2016/ink" xmlns:am3d="http://schemas.microsoft.com/office/drawing/2017/model3d" xmlns:oel="http://schemas.microsoft.com/office/2019/extlst" xmlns:r="http://schemas.openxmlformats.org/officeDocument/2006/relationships" xmlns:wp14="http://schemas.microsoft.com/office/word/2010/wordprocessingDrawing" xmlns:wp="http://schemas.openxmlformats.org/drawingml/2006/wordprocessingDrawing" xmlns:wpg="http://schemas.microsoft.com/office/word/2010/wordprocessingGroup" xmlns:wpi="http://schemas.microsoft.com/office/word/2010/wordprocessingInk" xmlns:wps="http://schemas.microsoft.com/office/word/2010/wordprocessingShape" xmlns:o="urn:schemas-microsoft-com:office:office" xmlns:v="urn:schemas-microsoft-com:vml" xmlns:w10="urn:schemas-microsoft-com:office:word" xmlns:w="http://schemas.openxmlformats.org/wordprocessingml/2006/main" xmlns:w14="http://schemas.microsoft.com/office/word/2010/wordml" xmlns:w15="http://schemas.microsoft.com/office/word/2012/wordml" xmlns:w16cex="http://schemas.microsoft.com/office/word/2018/wordml/cex" xmlns:w16cid="http://schemas.microsoft.com/office/word/2016/wordml/cid" xmlns:w16="http://schemas.microsoft.com/office/word/2018/wordml" xmlns:w16sdtdh="http://schemas.microsoft.com/office/word/2020/wordml/sdtdatahash" xmlns:w16sdtfl="http://schemas.microsoft.com/office/word/2024/wordml/sdtformatlock" xmlns:w16se="http://schemas.microsoft.com/office/word/2015/wordml/symex" xmlns:w16du="http://schemas.microsoft.com/office/word/2023/wordml/word16du" xmlns:wne="http://schemas.microsoft.com/office/word/2006/wordml" mc:Ignorable="w14 w15 w16se w16cid w16 w16cex w16sdtdh w16sdtfl w16du wp14">
   <w:endnote w:type="separator" w:id="-1">
     <w:p>
       <w:r>
@@ -7367,7 +7344,7 @@
 </file>
 
 <file path=word/footer1.xml><?xml version="1.0" encoding="utf-8"?>
-<w:ftr xmlns:wpc="http://schemas.microsoft.com/office/word/2010/wordprocessingCanvas" xmlns:cx="http://schemas.microsoft.com/office/drawing/2014/chartex" xmlns:cx1="http://schemas.microsoft.com/office/drawing/2015/9/8/chartex" xmlns:cx2="http://schemas.microsoft.com/office/drawing/2015/10/21/chartex" xmlns:cx3="http://schemas.microsoft.com/office/drawing/2016/5/9/chartex" xmlns:cx4="http://schemas.microsoft.com/office/drawing/2016/5/10/chartex" xmlns:cx5="http://schemas.microsoft.com/office/drawing/2016/5/11/chartex" xmlns:cx6="http://schemas.microsoft.com/office/drawing/2016/5/12/chartex" xmlns:cx7="http://schemas.microsoft.com/office/drawing/2016/5/13/chartex" xmlns:cx8="http://schemas.microsoft.com/office/drawing/2016/5/14/chartex" xmlns:mc="http://schemas.openxmlformats.org/markup-compatibility/2006" xmlns:aink="http://schemas.microsoft.com/office/drawing/2016/ink" xmlns:am3d="http://schemas.microsoft.com/office/drawing/2017/model3d" xmlns:o="urn:schemas-microsoft-com:office:office" xmlns:oel="http://schemas.microsoft.com/office/2019/extlst" xmlns:r="http://schemas.openxmlformats.org/officeDocument/2006/relationships" xmlns:m="http://schemas.openxmlformats.org/officeDocument/2006/math" xmlns:v="urn:schemas-microsoft-com:vml" xmlns:wp14="http://schemas.microsoft.com/office/word/2010/wordprocessingDrawing" xmlns:wp="http://schemas.openxmlformats.org/drawingml/2006/wordprocessingDrawing" xmlns:w10="urn:schemas-microsoft-com:office:word" xmlns:w="http://schemas.openxmlformats.org/wordprocessingml/2006/main" xmlns:w14="http://schemas.microsoft.com/office/word/2010/wordml" xmlns:w15="http://schemas.microsoft.com/office/word/2012/wordml" xmlns:w16cex="http://schemas.microsoft.com/office/word/2018/wordml/cex" xmlns:w16cid="http://schemas.microsoft.com/office/word/2016/wordml/cid" xmlns:w16="http://schemas.microsoft.com/office/word/2018/wordml" xmlns:w16du="http://schemas.microsoft.com/office/word/2023/wordml/word16du" xmlns:w16sdtdh="http://schemas.microsoft.com/office/word/2020/wordml/sdtdatahash" xmlns:w16sdtfl="http://schemas.microsoft.com/office/word/2024/wordml/sdtformatlock" xmlns:w16se="http://schemas.microsoft.com/office/word/2015/wordml/symex" xmlns:wpg="http://schemas.microsoft.com/office/word/2010/wordprocessingGroup" xmlns:wpi="http://schemas.microsoft.com/office/word/2010/wordprocessingInk" xmlns:wne="http://schemas.microsoft.com/office/word/2006/wordml" xmlns:wps="http://schemas.microsoft.com/office/word/2010/wordprocessingShape" mc:Ignorable="w14 w15 w16se w16cid w16 w16cex w16sdtdh w16sdtfl w16du wp14">
+<w:ftr xmlns:wpc="http://schemas.microsoft.com/office/word/2010/wordprocessingCanvas" xmlns:cx="http://schemas.microsoft.com/office/drawing/2014/chartex" xmlns:cx1="http://schemas.microsoft.com/office/drawing/2015/9/8/chartex" xmlns:cx2="http://schemas.microsoft.com/office/drawing/2015/10/21/chartex" xmlns:cx3="http://schemas.microsoft.com/office/drawing/2016/5/9/chartex" xmlns:cx4="http://schemas.microsoft.com/office/drawing/2016/5/10/chartex" xmlns:cx5="http://schemas.microsoft.com/office/drawing/2016/5/11/chartex" xmlns:cx6="http://schemas.microsoft.com/office/drawing/2016/5/12/chartex" xmlns:cx7="http://schemas.microsoft.com/office/drawing/2016/5/13/chartex" xmlns:cx8="http://schemas.microsoft.com/office/drawing/2016/5/14/chartex" xmlns:mc="http://schemas.openxmlformats.org/markup-compatibility/2006" xmlns:m="http://schemas.openxmlformats.org/officeDocument/2006/math" xmlns:aink="http://schemas.microsoft.com/office/drawing/2016/ink" xmlns:am3d="http://schemas.microsoft.com/office/drawing/2017/model3d" xmlns:oel="http://schemas.microsoft.com/office/2019/extlst" xmlns:r="http://schemas.openxmlformats.org/officeDocument/2006/relationships" xmlns:wp14="http://schemas.microsoft.com/office/word/2010/wordprocessingDrawing" xmlns:wp="http://schemas.openxmlformats.org/drawingml/2006/wordprocessingDrawing" xmlns:wpg="http://schemas.microsoft.com/office/word/2010/wordprocessingGroup" xmlns:wpi="http://schemas.microsoft.com/office/word/2010/wordprocessingInk" xmlns:wps="http://schemas.microsoft.com/office/word/2010/wordprocessingShape" xmlns:o="urn:schemas-microsoft-com:office:office" xmlns:v="urn:schemas-microsoft-com:vml" xmlns:w10="urn:schemas-microsoft-com:office:word" xmlns:w="http://schemas.openxmlformats.org/wordprocessingml/2006/main" xmlns:w14="http://schemas.microsoft.com/office/word/2010/wordml" xmlns:w15="http://schemas.microsoft.com/office/word/2012/wordml" xmlns:w16cex="http://schemas.microsoft.com/office/word/2018/wordml/cex" xmlns:w16cid="http://schemas.microsoft.com/office/word/2016/wordml/cid" xmlns:w16="http://schemas.microsoft.com/office/word/2018/wordml" xmlns:w16sdtdh="http://schemas.microsoft.com/office/word/2020/wordml/sdtdatahash" xmlns:w16sdtfl="http://schemas.microsoft.com/office/word/2024/wordml/sdtformatlock" xmlns:w16se="http://schemas.microsoft.com/office/word/2015/wordml/symex" xmlns:w16du="http://schemas.microsoft.com/office/word/2023/wordml/word16du" xmlns:wne="http://schemas.microsoft.com/office/word/2006/wordml" mc:Ignorable="w14 w15 w16se w16cid w16 w16cex w16sdtdh w16sdtfl w16du wp14">
   <w:p>
     <w:pPr>
       <w:pStyle w:val="Footer"/>
@@ -7405,7 +7382,7 @@
 </file>
 
 <file path=word/footer2.xml><?xml version="1.0" encoding="utf-8"?>
-<w:ftr xmlns:wpc="http://schemas.microsoft.com/office/word/2010/wordprocessingCanvas" xmlns:cx="http://schemas.microsoft.com/office/drawing/2014/chartex" xmlns:cx1="http://schemas.microsoft.com/office/drawing/2015/9/8/chartex" xmlns:cx2="http://schemas.microsoft.com/office/drawing/2015/10/21/chartex" xmlns:cx3="http://schemas.microsoft.com/office/drawing/2016/5/9/chartex" xmlns:cx4="http://schemas.microsoft.com/office/drawing/2016/5/10/chartex" xmlns:cx5="http://schemas.microsoft.com/office/drawing/2016/5/11/chartex" xmlns:cx6="http://schemas.microsoft.com/office/drawing/2016/5/12/chartex" xmlns:cx7="http://schemas.microsoft.com/office/drawing/2016/5/13/chartex" xmlns:cx8="http://schemas.microsoft.com/office/drawing/2016/5/14/chartex" xmlns:mc="http://schemas.openxmlformats.org/markup-compatibility/2006" xmlns:aink="http://schemas.microsoft.com/office/drawing/2016/ink" xmlns:am3d="http://schemas.microsoft.com/office/drawing/2017/model3d" xmlns:o="urn:schemas-microsoft-com:office:office" xmlns:oel="http://schemas.microsoft.com/office/2019/extlst" xmlns:r="http://schemas.openxmlformats.org/officeDocument/2006/relationships" xmlns:m="http://schemas.openxmlformats.org/officeDocument/2006/math" xmlns:v="urn:schemas-microsoft-com:vml" xmlns:wp14="http://schemas.microsoft.com/office/word/2010/wordprocessingDrawing" xmlns:wp="http://schemas.openxmlformats.org/drawingml/2006/wordprocessingDrawing" xmlns:w10="urn:schemas-microsoft-com:office:word" xmlns:w="http://schemas.openxmlformats.org/wordprocessingml/2006/main" xmlns:w14="http://schemas.microsoft.com/office/word/2010/wordml" xmlns:w15="http://schemas.microsoft.com/office/word/2012/wordml" xmlns:w16cex="http://schemas.microsoft.com/office/word/2018/wordml/cex" xmlns:w16cid="http://schemas.microsoft.com/office/word/2016/wordml/cid" xmlns:w16="http://schemas.microsoft.com/office/word/2018/wordml" xmlns:w16du="http://schemas.microsoft.com/office/word/2023/wordml/word16du" xmlns:w16sdtdh="http://schemas.microsoft.com/office/word/2020/wordml/sdtdatahash" xmlns:w16sdtfl="http://schemas.microsoft.com/office/word/2024/wordml/sdtformatlock" xmlns:w16se="http://schemas.microsoft.com/office/word/2015/wordml/symex" xmlns:wpg="http://schemas.microsoft.com/office/word/2010/wordprocessingGroup" xmlns:wpi="http://schemas.microsoft.com/office/word/2010/wordprocessingInk" xmlns:wne="http://schemas.microsoft.com/office/word/2006/wordml" xmlns:wps="http://schemas.microsoft.com/office/word/2010/wordprocessingShape" mc:Ignorable="w14 w15 w16se w16cid w16 w16cex w16sdtdh w16sdtfl w16du wp14">
+<w:ftr xmlns:wpc="http://schemas.microsoft.com/office/word/2010/wordprocessingCanvas" xmlns:cx="http://schemas.microsoft.com/office/drawing/2014/chartex" xmlns:cx1="http://schemas.microsoft.com/office/drawing/2015/9/8/chartex" xmlns:cx2="http://schemas.microsoft.com/office/drawing/2015/10/21/chartex" xmlns:cx3="http://schemas.microsoft.com/office/drawing/2016/5/9/chartex" xmlns:cx4="http://schemas.microsoft.com/office/drawing/2016/5/10/chartex" xmlns:cx5="http://schemas.microsoft.com/office/drawing/2016/5/11/chartex" xmlns:cx6="http://schemas.microsoft.com/office/drawing/2016/5/12/chartex" xmlns:cx7="http://schemas.microsoft.com/office/drawing/2016/5/13/chartex" xmlns:cx8="http://schemas.microsoft.com/office/drawing/2016/5/14/chartex" xmlns:mc="http://schemas.openxmlformats.org/markup-compatibility/2006" xmlns:m="http://schemas.openxmlformats.org/officeDocument/2006/math" xmlns:aink="http://schemas.microsoft.com/office/drawing/2016/ink" xmlns:am3d="http://schemas.microsoft.com/office/drawing/2017/model3d" xmlns:oel="http://schemas.microsoft.com/office/2019/extlst" xmlns:r="http://schemas.openxmlformats.org/officeDocument/2006/relationships" xmlns:wp14="http://schemas.microsoft.com/office/word/2010/wordprocessingDrawing" xmlns:wp="http://schemas.openxmlformats.org/drawingml/2006/wordprocessingDrawing" xmlns:wpg="http://schemas.microsoft.com/office/word/2010/wordprocessingGroup" xmlns:wpi="http://schemas.microsoft.com/office/word/2010/wordprocessingInk" xmlns:wps="http://schemas.microsoft.com/office/word/2010/wordprocessingShape" xmlns:o="urn:schemas-microsoft-com:office:office" xmlns:v="urn:schemas-microsoft-com:vml" xmlns:w10="urn:schemas-microsoft-com:office:word" xmlns:w="http://schemas.openxmlformats.org/wordprocessingml/2006/main" xmlns:w14="http://schemas.microsoft.com/office/word/2010/wordml" xmlns:w15="http://schemas.microsoft.com/office/word/2012/wordml" xmlns:w16cex="http://schemas.microsoft.com/office/word/2018/wordml/cex" xmlns:w16cid="http://schemas.microsoft.com/office/word/2016/wordml/cid" xmlns:w16="http://schemas.microsoft.com/office/word/2018/wordml" xmlns:w16sdtdh="http://schemas.microsoft.com/office/word/2020/wordml/sdtdatahash" xmlns:w16sdtfl="http://schemas.microsoft.com/office/word/2024/wordml/sdtformatlock" xmlns:w16se="http://schemas.microsoft.com/office/word/2015/wordml/symex" xmlns:w16du="http://schemas.microsoft.com/office/word/2023/wordml/word16du" xmlns:wne="http://schemas.microsoft.com/office/word/2006/wordml" mc:Ignorable="w14 w15 w16se w16cid w16 w16cex w16sdtdh w16sdtfl w16du wp14">
   <w:p>
     <w:pPr>
       <w:pStyle w:val="Footer"/>
@@ -7460,102 +7437,12 @@
         <w:rFonts w:ascii="Calibri" w:hAnsi="Calibri"/>
       </w:rPr>
     </w:pPr>
-    <w:r>
-      <w:rPr>
-        <w:rFonts w:ascii="Calibri" w:hAnsi="Calibri"/>
-      </w:rPr>
-      <w:t xml:space="preserve">CHEM112 </w:t>
-    </w:r>
-    <w:r>
-      <w:rPr>
-        <w:rFonts w:ascii="Calibri" w:hAnsi="Calibri"/>
-      </w:rPr>
-      <w:t>SP</w:t>
-    </w:r>
-    <w:r>
-      <w:rPr>
-        <w:rFonts w:ascii="Calibri" w:hAnsi="Calibri"/>
-      </w:rPr>
-      <w:t>2</w:t>
-    </w:r>
-    <w:r>
-      <w:rPr>
-        <w:rFonts w:ascii="Calibri" w:hAnsi="Calibri"/>
-      </w:rPr>
-      <w:t>6</w:t>
-    </w:r>
-    <w:r>
-      <w:rPr>
-        <w:rFonts w:ascii="Calibri" w:hAnsi="Calibri"/>
-      </w:rPr>
-      <w:t xml:space="preserve"> Sectio</w:t>
-    </w:r>
-    <w:r>
-      <w:rPr>
-        <w:rFonts w:ascii="Calibri" w:hAnsi="Calibri"/>
-      </w:rPr>
-      <w:t>n</w:t>
-    </w:r>
-    <w:r>
-      <w:rPr>
-        <w:rFonts w:ascii="Calibri" w:hAnsi="Calibri"/>
-      </w:rPr>
-      <w:t xml:space="preserve"> 00</w:t>
-    </w:r>
-    <w:r>
-      <w:rPr>
-        <w:rFonts w:ascii="Calibri" w:hAnsi="Calibri"/>
-      </w:rPr>
-      <w:t>4</w:t>
-    </w:r>
-    <w:r>
-      <w:rPr>
-        <w:rFonts w:ascii="Calibri" w:hAnsi="Calibri"/>
-      </w:rPr>
-      <w:t xml:space="preserve">                           </w:t>
-    </w:r>
-    <w:r>
-      <w:rPr>
-        <w:rFonts w:ascii="Calibri" w:hAnsi="Calibri"/>
-      </w:rPr>
-      <w:t>Week</w:t>
-    </w:r>
-    <w:r>
-      <w:rPr>
-        <w:rFonts w:ascii="Calibri" w:hAnsi="Calibri"/>
-      </w:rPr>
-      <w:t xml:space="preserve"> </w:t>
-    </w:r>
-    <w:r>
-      <w:rPr>
-        <w:rFonts w:ascii="Calibri" w:hAnsi="Calibri"/>
-      </w:rPr>
-      <w:t>1</w:t>
-    </w:r>
-    <w:r>
-      <w:rPr>
-        <w:rFonts w:ascii="Calibri" w:hAnsi="Calibri"/>
-      </w:rPr>
-      <w:t>3</w:t>
-    </w:r>
-    <w:r>
-      <w:rPr>
-        <w:rFonts w:ascii="Calibri" w:hAnsi="Calibri"/>
-      </w:rPr>
-      <w:t xml:space="preserve"> Recitation</w:t>
-    </w:r>
-    <w:r>
-      <w:rPr>
-        <w:rFonts w:ascii="Calibri" w:hAnsi="Calibri"/>
-      </w:rPr>
-      <w:tab/>
-    </w:r>
   </w:p>
 </w:ftr>
 </file>
 
 <file path=word/footnotes.xml><?xml version="1.0" encoding="utf-8"?>
-<w:footnotes xmlns:wpc="http://schemas.microsoft.com/office/word/2010/wordprocessingCanvas" xmlns:cx="http://schemas.microsoft.com/office/drawing/2014/chartex" xmlns:cx1="http://schemas.microsoft.com/office/drawing/2015/9/8/chartex" xmlns:cx2="http://schemas.microsoft.com/office/drawing/2015/10/21/chartex" xmlns:cx3="http://schemas.microsoft.com/office/drawing/2016/5/9/chartex" xmlns:cx4="http://schemas.microsoft.com/office/drawing/2016/5/10/chartex" xmlns:cx5="http://schemas.microsoft.com/office/drawing/2016/5/11/chartex" xmlns:cx6="http://schemas.microsoft.com/office/drawing/2016/5/12/chartex" xmlns:cx7="http://schemas.microsoft.com/office/drawing/2016/5/13/chartex" xmlns:cx8="http://schemas.microsoft.com/office/drawing/2016/5/14/chartex" xmlns:mc="http://schemas.openxmlformats.org/markup-compatibility/2006" xmlns:aink="http://schemas.microsoft.com/office/drawing/2016/ink" xmlns:am3d="http://schemas.microsoft.com/office/drawing/2017/model3d" xmlns:o="urn:schemas-microsoft-com:office:office" xmlns:oel="http://schemas.microsoft.com/office/2019/extlst" xmlns:r="http://schemas.openxmlformats.org/officeDocument/2006/relationships" xmlns:m="http://schemas.openxmlformats.org/officeDocument/2006/math" xmlns:v="urn:schemas-microsoft-com:vml" xmlns:wp14="http://schemas.microsoft.com/office/word/2010/wordprocessingDrawing" xmlns:wp="http://schemas.openxmlformats.org/drawingml/2006/wordprocessingDrawing" xmlns:w10="urn:schemas-microsoft-com:office:word" xmlns:w="http://schemas.openxmlformats.org/wordprocessingml/2006/main" xmlns:w14="http://schemas.microsoft.com/office/word/2010/wordml" xmlns:w15="http://schemas.microsoft.com/office/word/2012/wordml" xmlns:w16cex="http://schemas.microsoft.com/office/word/2018/wordml/cex" xmlns:w16cid="http://schemas.microsoft.com/office/word/2016/wordml/cid" xmlns:w16="http://schemas.microsoft.com/office/word/2018/wordml" xmlns:w16du="http://schemas.microsoft.com/office/word/2023/wordml/word16du" xmlns:w16sdtdh="http://schemas.microsoft.com/office/word/2020/wordml/sdtdatahash" xmlns:w16sdtfl="http://schemas.microsoft.com/office/word/2024/wordml/sdtformatlock" xmlns:w16se="http://schemas.microsoft.com/office/word/2015/wordml/symex" xmlns:wpg="http://schemas.microsoft.com/office/word/2010/wordprocessingGroup" xmlns:wpi="http://schemas.microsoft.com/office/word/2010/wordprocessingInk" xmlns:wne="http://schemas.microsoft.com/office/word/2006/wordml" xmlns:wps="http://schemas.microsoft.com/office/word/2010/wordprocessingShape" mc:Ignorable="w14 w15 w16se w16cid w16 w16cex w16sdtdh w16sdtfl w16du wp14">
+<w:footnotes xmlns:wpc="http://schemas.microsoft.com/office/word/2010/wordprocessingCanvas" xmlns:cx="http://schemas.microsoft.com/office/drawing/2014/chartex" xmlns:cx1="http://schemas.microsoft.com/office/drawing/2015/9/8/chartex" xmlns:cx2="http://schemas.microsoft.com/office/drawing/2015/10/21/chartex" xmlns:cx3="http://schemas.microsoft.com/office/drawing/2016/5/9/chartex" xmlns:cx4="http://schemas.microsoft.com/office/drawing/2016/5/10/chartex" xmlns:cx5="http://schemas.microsoft.com/office/drawing/2016/5/11/chartex" xmlns:cx6="http://schemas.microsoft.com/office/drawing/2016/5/12/chartex" xmlns:cx7="http://schemas.microsoft.com/office/drawing/2016/5/13/chartex" xmlns:cx8="http://schemas.microsoft.com/office/drawing/2016/5/14/chartex" xmlns:mc="http://schemas.openxmlformats.org/markup-compatibility/2006" xmlns:m="http://schemas.openxmlformats.org/officeDocument/2006/math" xmlns:aink="http://schemas.microsoft.com/office/drawing/2016/ink" xmlns:am3d="http://schemas.microsoft.com/office/drawing/2017/model3d" xmlns:oel="http://schemas.microsoft.com/office/2019/extlst" xmlns:r="http://schemas.openxmlformats.org/officeDocument/2006/relationships" xmlns:wp14="http://schemas.microsoft.com/office/word/2010/wordprocessingDrawing" xmlns:wp="http://schemas.openxmlformats.org/drawingml/2006/wordprocessingDrawing" xmlns:wpg="http://schemas.microsoft.com/office/word/2010/wordprocessingGroup" xmlns:wpi="http://schemas.microsoft.com/office/word/2010/wordprocessingInk" xmlns:wps="http://schemas.microsoft.com/office/word/2010/wordprocessingShape" xmlns:o="urn:schemas-microsoft-com:office:office" xmlns:v="urn:schemas-microsoft-com:vml" xmlns:w10="urn:schemas-microsoft-com:office:word" xmlns:w="http://schemas.openxmlformats.org/wordprocessingml/2006/main" xmlns:w14="http://schemas.microsoft.com/office/word/2010/wordml" xmlns:w15="http://schemas.microsoft.com/office/word/2012/wordml" xmlns:w16cex="http://schemas.microsoft.com/office/word/2018/wordml/cex" xmlns:w16cid="http://schemas.microsoft.com/office/word/2016/wordml/cid" xmlns:w16="http://schemas.microsoft.com/office/word/2018/wordml" xmlns:w16sdtdh="http://schemas.microsoft.com/office/word/2020/wordml/sdtdatahash" xmlns:w16sdtfl="http://schemas.microsoft.com/office/word/2024/wordml/sdtformatlock" xmlns:w16se="http://schemas.microsoft.com/office/word/2015/wordml/symex" xmlns:w16du="http://schemas.microsoft.com/office/word/2023/wordml/word16du" xmlns:wne="http://schemas.microsoft.com/office/word/2006/wordml" mc:Ignorable="w14 w15 w16se w16cid w16 w16cex w16sdtdh w16sdtfl w16du wp14">
   <w:footnote w:type="separator" w:id="-1">
     <w:p>
       <w:r>
@@ -7574,7 +7461,7 @@
 </file>
 
 <file path=word/header1.xml><?xml version="1.0" encoding="utf-8"?>
-<w:hdr xmlns:wpc="http://schemas.microsoft.com/office/word/2010/wordprocessingCanvas" xmlns:cx="http://schemas.microsoft.com/office/drawing/2014/chartex" xmlns:cx1="http://schemas.microsoft.com/office/drawing/2015/9/8/chartex" xmlns:cx2="http://schemas.microsoft.com/office/drawing/2015/10/21/chartex" xmlns:cx3="http://schemas.microsoft.com/office/drawing/2016/5/9/chartex" xmlns:cx4="http://schemas.microsoft.com/office/drawing/2016/5/10/chartex" xmlns:cx5="http://schemas.microsoft.com/office/drawing/2016/5/11/chartex" xmlns:cx6="http://schemas.microsoft.com/office/drawing/2016/5/12/chartex" xmlns:cx7="http://schemas.microsoft.com/office/drawing/2016/5/13/chartex" xmlns:cx8="http://schemas.microsoft.com/office/drawing/2016/5/14/chartex" xmlns:mc="http://schemas.openxmlformats.org/markup-compatibility/2006" xmlns:aink="http://schemas.microsoft.com/office/drawing/2016/ink" xmlns:am3d="http://schemas.microsoft.com/office/drawing/2017/model3d" xmlns:o="urn:schemas-microsoft-com:office:office" xmlns:oel="http://schemas.microsoft.com/office/2019/extlst" xmlns:r="http://schemas.openxmlformats.org/officeDocument/2006/relationships" xmlns:m="http://schemas.openxmlformats.org/officeDocument/2006/math" xmlns:v="urn:schemas-microsoft-com:vml" xmlns:wp14="http://schemas.microsoft.com/office/word/2010/wordprocessingDrawing" xmlns:wp="http://schemas.openxmlformats.org/drawingml/2006/wordprocessingDrawing" xmlns:w10="urn:schemas-microsoft-com:office:word" xmlns:w="http://schemas.openxmlformats.org/wordprocessingml/2006/main" xmlns:w14="http://schemas.microsoft.com/office/word/2010/wordml" xmlns:w15="http://schemas.microsoft.com/office/word/2012/wordml" xmlns:w16cex="http://schemas.microsoft.com/office/word/2018/wordml/cex" xmlns:w16cid="http://schemas.microsoft.com/office/word/2016/wordml/cid" xmlns:w16="http://schemas.microsoft.com/office/word/2018/wordml" xmlns:w16du="http://schemas.microsoft.com/office/word/2023/wordml/word16du" xmlns:w16sdtdh="http://schemas.microsoft.com/office/word/2020/wordml/sdtdatahash" xmlns:w16sdtfl="http://schemas.microsoft.com/office/word/2024/wordml/sdtformatlock" xmlns:w16se="http://schemas.microsoft.com/office/word/2015/wordml/symex" xmlns:wpg="http://schemas.microsoft.com/office/word/2010/wordprocessingGroup" xmlns:wpi="http://schemas.microsoft.com/office/word/2010/wordprocessingInk" xmlns:wne="http://schemas.microsoft.com/office/word/2006/wordml" xmlns:wps="http://schemas.microsoft.com/office/word/2010/wordprocessingShape" mc:Ignorable="w14 w15 w16se w16cid w16 w16cex w16sdtdh w16sdtfl w16du wp14">
+<w:hdr xmlns:wpc="http://schemas.microsoft.com/office/word/2010/wordprocessingCanvas" xmlns:cx="http://schemas.microsoft.com/office/drawing/2014/chartex" xmlns:cx1="http://schemas.microsoft.com/office/drawing/2015/9/8/chartex" xmlns:cx2="http://schemas.microsoft.com/office/drawing/2015/10/21/chartex" xmlns:cx3="http://schemas.microsoft.com/office/drawing/2016/5/9/chartex" xmlns:cx4="http://schemas.microsoft.com/office/drawing/2016/5/10/chartex" xmlns:cx5="http://schemas.microsoft.com/office/drawing/2016/5/11/chartex" xmlns:cx6="http://schemas.microsoft.com/office/drawing/2016/5/12/chartex" xmlns:cx7="http://schemas.microsoft.com/office/drawing/2016/5/13/chartex" xmlns:cx8="http://schemas.microsoft.com/office/drawing/2016/5/14/chartex" xmlns:mc="http://schemas.openxmlformats.org/markup-compatibility/2006" xmlns:m="http://schemas.openxmlformats.org/officeDocument/2006/math" xmlns:aink="http://schemas.microsoft.com/office/drawing/2016/ink" xmlns:am3d="http://schemas.microsoft.com/office/drawing/2017/model3d" xmlns:oel="http://schemas.microsoft.com/office/2019/extlst" xmlns:r="http://schemas.openxmlformats.org/officeDocument/2006/relationships" xmlns:wp14="http://schemas.microsoft.com/office/word/2010/wordprocessingDrawing" xmlns:wp="http://schemas.openxmlformats.org/drawingml/2006/wordprocessingDrawing" xmlns:wpg="http://schemas.microsoft.com/office/word/2010/wordprocessingGroup" xmlns:wpi="http://schemas.microsoft.com/office/word/2010/wordprocessingInk" xmlns:wps="http://schemas.microsoft.com/office/word/2010/wordprocessingShape" xmlns:o="urn:schemas-microsoft-com:office:office" xmlns:v="urn:schemas-microsoft-com:vml" xmlns:w10="urn:schemas-microsoft-com:office:word" xmlns:w="http://schemas.openxmlformats.org/wordprocessingml/2006/main" xmlns:w14="http://schemas.microsoft.com/office/word/2010/wordml" xmlns:w15="http://schemas.microsoft.com/office/word/2012/wordml" xmlns:w16cex="http://schemas.microsoft.com/office/word/2018/wordml/cex" xmlns:w16cid="http://schemas.microsoft.com/office/word/2016/wordml/cid" xmlns:w16="http://schemas.microsoft.com/office/word/2018/wordml" xmlns:w16sdtdh="http://schemas.microsoft.com/office/word/2020/wordml/sdtdatahash" xmlns:w16sdtfl="http://schemas.microsoft.com/office/word/2024/wordml/sdtformatlock" xmlns:w16se="http://schemas.microsoft.com/office/word/2015/wordml/symex" xmlns:w16du="http://schemas.microsoft.com/office/word/2023/wordml/word16du" xmlns:wne="http://schemas.microsoft.com/office/word/2006/wordml" mc:Ignorable="w14 w15 w16se w16cid w16 w16cex w16sdtdh w16sdtfl w16du wp14">
   <w:p>
     <w:pPr>
       <w:pStyle w:val="Header"/>
@@ -7612,7 +7499,7 @@
 </file>
 
 <file path=word/numbering.xml><?xml version="1.0" encoding="utf-8"?>
-<w:numbering xmlns:wpc="http://schemas.microsoft.com/office/word/2010/wordprocessingCanvas" xmlns:cx="http://schemas.microsoft.com/office/drawing/2014/chartex" xmlns:cx1="http://schemas.microsoft.com/office/drawing/2015/9/8/chartex" xmlns:cx2="http://schemas.microsoft.com/office/drawing/2015/10/21/chartex" xmlns:cx3="http://schemas.microsoft.com/office/drawing/2016/5/9/chartex" xmlns:cx4="http://schemas.microsoft.com/office/drawing/2016/5/10/chartex" xmlns:cx5="http://schemas.microsoft.com/office/drawing/2016/5/11/chartex" xmlns:cx6="http://schemas.microsoft.com/office/drawing/2016/5/12/chartex" xmlns:cx7="http://schemas.microsoft.com/office/drawing/2016/5/13/chartex" xmlns:cx8="http://schemas.microsoft.com/office/drawing/2016/5/14/chartex" xmlns:mc="http://schemas.openxmlformats.org/markup-compatibility/2006" xmlns:aink="http://schemas.microsoft.com/office/drawing/2016/ink" xmlns:am3d="http://schemas.microsoft.com/office/drawing/2017/model3d" xmlns:o="urn:schemas-microsoft-com:office:office" xmlns:oel="http://schemas.microsoft.com/office/2019/extlst" xmlns:r="http://schemas.openxmlformats.org/officeDocument/2006/relationships" xmlns:m="http://schemas.openxmlformats.org/officeDocument/2006/math" xmlns:v="urn:schemas-microsoft-com:vml" xmlns:wp14="http://schemas.microsoft.com/office/word/2010/wordprocessingDrawing" xmlns:wp="http://schemas.openxmlformats.org/drawingml/2006/wordprocessingDrawing" xmlns:w10="urn:schemas-microsoft-com:office:word" xmlns:w="http://schemas.openxmlformats.org/wordprocessingml/2006/main" xmlns:w14="http://schemas.microsoft.com/office/word/2010/wordml" xmlns:w15="http://schemas.microsoft.com/office/word/2012/wordml" xmlns:w16cex="http://schemas.microsoft.com/office/word/2018/wordml/cex" xmlns:w16cid="http://schemas.microsoft.com/office/word/2016/wordml/cid" xmlns:w16="http://schemas.microsoft.com/office/word/2018/wordml" xmlns:w16du="http://schemas.microsoft.com/office/word/2023/wordml/word16du" xmlns:w16sdtdh="http://schemas.microsoft.com/office/word/2020/wordml/sdtdatahash" xmlns:w16sdtfl="http://schemas.microsoft.com/office/word/2024/wordml/sdtformatlock" xmlns:w16se="http://schemas.microsoft.com/office/word/2015/wordml/symex" xmlns:wpg="http://schemas.microsoft.com/office/word/2010/wordprocessingGroup" xmlns:wpi="http://schemas.microsoft.com/office/word/2010/wordprocessingInk" xmlns:wne="http://schemas.microsoft.com/office/word/2006/wordml" xmlns:wps="http://schemas.microsoft.com/office/word/2010/wordprocessingShape" mc:Ignorable="w14 w15 w16se w16cid w16 w16cex w16sdtdh w16sdtfl w16du wp14">
+<w:numbering xmlns:wpc="http://schemas.microsoft.com/office/word/2010/wordprocessingCanvas" xmlns:cx="http://schemas.microsoft.com/office/drawing/2014/chartex" xmlns:cx1="http://schemas.microsoft.com/office/drawing/2015/9/8/chartex" xmlns:cx2="http://schemas.microsoft.com/office/drawing/2015/10/21/chartex" xmlns:cx3="http://schemas.microsoft.com/office/drawing/2016/5/9/chartex" xmlns:cx4="http://schemas.microsoft.com/office/drawing/2016/5/10/chartex" xmlns:cx5="http://schemas.microsoft.com/office/drawing/2016/5/11/chartex" xmlns:cx6="http://schemas.microsoft.com/office/drawing/2016/5/12/chartex" xmlns:cx7="http://schemas.microsoft.com/office/drawing/2016/5/13/chartex" xmlns:cx8="http://schemas.microsoft.com/office/drawing/2016/5/14/chartex" xmlns:mc="http://schemas.openxmlformats.org/markup-compatibility/2006" xmlns:m="http://schemas.openxmlformats.org/officeDocument/2006/math" xmlns:aink="http://schemas.microsoft.com/office/drawing/2016/ink" xmlns:am3d="http://schemas.microsoft.com/office/drawing/2017/model3d" xmlns:oel="http://schemas.microsoft.com/office/2019/extlst" xmlns:r="http://schemas.openxmlformats.org/officeDocument/2006/relationships" xmlns:wp14="http://schemas.microsoft.com/office/word/2010/wordprocessingDrawing" xmlns:wp="http://schemas.openxmlformats.org/drawingml/2006/wordprocessingDrawing" xmlns:wpg="http://schemas.microsoft.com/office/word/2010/wordprocessingGroup" xmlns:wpi="http://schemas.microsoft.com/office/word/2010/wordprocessingInk" xmlns:wps="http://schemas.microsoft.com/office/word/2010/wordprocessingShape" xmlns:o="urn:schemas-microsoft-com:office:office" xmlns:v="urn:schemas-microsoft-com:vml" xmlns:w10="urn:schemas-microsoft-com:office:word" xmlns:w="http://schemas.openxmlformats.org/wordprocessingml/2006/main" xmlns:w14="http://schemas.microsoft.com/office/word/2010/wordml" xmlns:w15="http://schemas.microsoft.com/office/word/2012/wordml" xmlns:w16cex="http://schemas.microsoft.com/office/word/2018/wordml/cex" xmlns:w16cid="http://schemas.microsoft.com/office/word/2016/wordml/cid" xmlns:w16="http://schemas.microsoft.com/office/word/2018/wordml" xmlns:w16sdtdh="http://schemas.microsoft.com/office/word/2020/wordml/sdtdatahash" xmlns:w16sdtfl="http://schemas.microsoft.com/office/word/2024/wordml/sdtformatlock" xmlns:w16se="http://schemas.microsoft.com/office/word/2015/wordml/symex" xmlns:w16du="http://schemas.microsoft.com/office/word/2023/wordml/word16du" xmlns:wne="http://schemas.microsoft.com/office/word/2006/wordml" mc:Ignorable="w14 w15 w16se w16cid w16 w16cex w16sdtdh w16sdtfl w16du wp14">
   <w:abstractNum w:abstractNumId="0" w15:restartNumberingAfterBreak="0">
     <w:nsid w:val="00000001"/>
     <w:multiLevelType w:val="hybridMultilevel"/>
@@ -12942,7 +12829,7 @@
 </file>
 
 <file path=word/styles.xml><?xml version="1.0" encoding="utf-8"?>
-<w:styles xmlns:mc="http://schemas.openxmlformats.org/markup-compatibility/2006" xmlns:r="http://schemas.openxmlformats.org/officeDocument/2006/relationships" xmlns:w="http://schemas.openxmlformats.org/wordprocessingml/2006/main" xmlns:w14="http://schemas.microsoft.com/office/word/2010/wordml" xmlns:w15="http://schemas.microsoft.com/office/word/2012/wordml" xmlns:w16cex="http://schemas.microsoft.com/office/word/2018/wordml/cex" xmlns:w16cid="http://schemas.microsoft.com/office/word/2016/wordml/cid" xmlns:w16="http://schemas.microsoft.com/office/word/2018/wordml" xmlns:w16du="http://schemas.microsoft.com/office/word/2023/wordml/word16du" xmlns:w16sdtdh="http://schemas.microsoft.com/office/word/2020/wordml/sdtdatahash" xmlns:w16sdtfl="http://schemas.microsoft.com/office/word/2024/wordml/sdtformatlock" xmlns:w16se="http://schemas.microsoft.com/office/word/2015/wordml/symex" mc:Ignorable="w14 w15 w16se w16cid w16 w16cex w16sdtdh w16sdtfl w16du">
+<w:styles xmlns:mc="http://schemas.openxmlformats.org/markup-compatibility/2006" xmlns:r="http://schemas.openxmlformats.org/officeDocument/2006/relationships" xmlns:w="http://schemas.openxmlformats.org/wordprocessingml/2006/main" xmlns:w14="http://schemas.microsoft.com/office/word/2010/wordml" xmlns:w15="http://schemas.microsoft.com/office/word/2012/wordml" xmlns:w16cex="http://schemas.microsoft.com/office/word/2018/wordml/cex" xmlns:w16cid="http://schemas.microsoft.com/office/word/2016/wordml/cid" xmlns:w16="http://schemas.microsoft.com/office/word/2018/wordml" xmlns:w16sdtdh="http://schemas.microsoft.com/office/word/2020/wordml/sdtdatahash" xmlns:w16sdtfl="http://schemas.microsoft.com/office/word/2024/wordml/sdtformatlock" xmlns:w16se="http://schemas.microsoft.com/office/word/2015/wordml/symex" xmlns:w16du="http://schemas.microsoft.com/office/word/2023/wordml/word16du" mc:Ignorable="w14 w15 w16se w16cid w16 w16cex w16sdtdh w16sdtfl w16du">
   <w:docDefaults>
     <w:rPrDefault>
       <w:rPr>

--- a/04-Voltaic-Cells/Student.docx
+++ b/04-Voltaic-Cells/Student.docx
@@ -17,43 +17,27 @@
       </w:pPr>
       <w:r>
         <w:rPr>
-          <w:rFonts w:ascii="Calibri" w:eastAsiaTheme="minorHAnsi" w:hAnsi="Calibri" w:cs="Calibri"/>
+          <w:rFonts w:ascii="Calibri" w:hAnsi="Calibri" w:cs="Calibri"/>
           <w:b/>
           <w:bCs/>
         </w:rPr>
-        <w:t xml:space="preserve">Week </w:t>
-      </w:r>
-      <w:r>
-        <w:rPr>
-          <w:rFonts w:ascii="Calibri" w:eastAsiaTheme="minorHAnsi" w:hAnsi="Calibri" w:cs="Calibri"/>
+        <w:t>Impact of Concentration</w:t>
+      </w:r>
+      <w:r>
+        <w:rPr>
+          <w:rFonts w:ascii="Calibri" w:hAnsi="Calibri" w:cs="Calibri"/>
           <w:b/>
           <w:bCs/>
         </w:rPr>
-        <w:t>1</w:t>
-      </w:r>
-      <w:r>
-        <w:rPr>
-          <w:rFonts w:ascii="Calibri" w:eastAsiaTheme="minorHAnsi" w:hAnsi="Calibri" w:cs="Calibri"/>
+        <w:t>s</w:t>
+      </w:r>
+      <w:r>
+        <w:rPr>
+          <w:rFonts w:ascii="Calibri" w:hAnsi="Calibri" w:cs="Calibri"/>
           <w:b/>
           <w:bCs/>
         </w:rPr>
-        <w:t>3</w:t>
-      </w:r>
-      <w:r>
-        <w:rPr>
-          <w:rFonts w:ascii="Calibri" w:eastAsiaTheme="minorHAnsi" w:hAnsi="Calibri" w:cs="Calibri"/>
-          <w:b/>
-          <w:bCs/>
-        </w:rPr>
-        <w:t xml:space="preserve"> Recitation: </w:t>
-      </w:r>
-      <w:r>
-        <w:rPr>
-          <w:rFonts w:ascii="Calibri" w:hAnsi="Calibri" w:cs="Calibri"/>
-          <w:b/>
-          <w:bCs/>
-        </w:rPr>
-        <w:t>Modeling the Impact of Concentration on Voltaic Cell Potentials</w:t>
+        <w:t xml:space="preserve"> on Voltaic Cell Potentials</w:t>
       </w:r>
     </w:p>
     <w:p>
@@ -144,7 +128,14 @@
           <w:rFonts w:ascii="Calibri" w:hAnsi="Calibri" w:cs="Calibri"/>
           <w:color w:val="1F1F1F"/>
         </w:rPr>
-        <w:t>Google Gemini was used to improve clarity and organization of the activity’s written instructions.</w:t>
+        <w:t>Microsoft Copilot</w:t>
+      </w:r>
+      <w:r>
+        <w:rPr>
+          <w:rFonts w:ascii="Calibri" w:hAnsi="Calibri" w:cs="Calibri"/>
+          <w:color w:val="1F1F1F"/>
+        </w:rPr>
+        <w:t xml:space="preserve"> was used to improve clarity and organization of the activity’s written instructions.</w:t>
       </w:r>
     </w:p>
     <w:p>
